--- a/assets/konspekty/common/warsztaty_duchowe/attach@meta_narracja_opis.docx
+++ b/assets/konspekty/common/warsztaty_duchowe/attach@meta_narracja_opis.docx
@@ -65,6 +65,26 @@
           <w:szCs w:val="48"/>
           <w:lang w:val="pl-PL"/>
         </w:rPr>
+      </w:r>
+    </w:p>
+    <w:p>
+      <w:pPr>
+        <w:pStyle w:val="normal1"/>
+        <w:jc w:val="center"/>
+        <w:rPr>
+          <w:rFonts w:ascii="Ubuntu" w:hAnsi="Ubuntu"/>
+          <w:sz w:val="48"/>
+          <w:szCs w:val="48"/>
+          <w:lang w:val="pl-PL"/>
+        </w:rPr>
+      </w:pPr>
+      <w:r>
+        <w:rPr>
+          <w:rFonts w:ascii="Ubuntu" w:hAnsi="Ubuntu"/>
+          <w:sz w:val="48"/>
+          <w:szCs w:val="48"/>
+          <w:lang w:val="pl-PL"/>
+        </w:rPr>
         <w:t xml:space="preserve">Spójna </w:t>
       </w:r>
       <w:r>
@@ -76,16 +96,18 @@
           <w:szCs w:val="48"/>
           <w:lang w:val="pl-PL"/>
         </w:rPr>
-        <w:t>opowieść o świecie</w:t>
-      </w:r>
-      <w:r>
-        <w:rPr>
-          <w:rFonts w:ascii="Ubuntu" w:hAnsi="Ubuntu"/>
-          <w:sz w:val="48"/>
-          <w:szCs w:val="48"/>
-          <w:lang w:val="pl-PL"/>
-        </w:rPr>
-        <w:t xml:space="preserve">, jego </w:t>
+        <w:t xml:space="preserve">opowieść </w:t>
+      </w:r>
+      <w:r>
+        <w:rPr>
+          <w:rFonts w:ascii="Ubuntu" w:hAnsi="Ubuntu"/>
+          <w:b w:val="false"/>
+          <w:bCs w:val="false"/>
+          <w:sz w:val="48"/>
+          <w:szCs w:val="48"/>
+          <w:lang w:val="pl-PL"/>
+        </w:rPr>
+        <w:t xml:space="preserve">łącząca </w:t>
       </w:r>
       <w:r>
         <w:rPr>
@@ -94,40 +116,66 @@
           <w:bCs/>
           <w:sz w:val="48"/>
           <w:szCs w:val="48"/>
-          <w:lang w:val="pl-PL"/>
-        </w:rPr>
-        <w:t>aktorach</w:t>
-      </w:r>
-      <w:r>
-        <w:rPr>
-          <w:rFonts w:ascii="Ubuntu" w:hAnsi="Ubuntu"/>
-          <w:sz w:val="48"/>
-          <w:szCs w:val="48"/>
-          <w:lang w:val="pl-PL"/>
-        </w:rPr>
-        <w:t>,</w:t>
-      </w:r>
-    </w:p>
-    <w:p>
-      <w:pPr>
-        <w:pStyle w:val="normal1"/>
-        <w:jc w:val="center"/>
-        <w:rPr>
-          <w:rFonts w:ascii="Ubuntu" w:hAnsi="Ubuntu"/>
-          <w:sz w:val="48"/>
-          <w:szCs w:val="48"/>
-          <w:lang w:val="pl-PL"/>
-        </w:rPr>
-      </w:pPr>
-      <w:r>
-        <w:rPr>
-          <w:rFonts w:ascii="Ubuntu" w:hAnsi="Ubuntu"/>
-          <w:sz w:val="48"/>
-          <w:szCs w:val="48"/>
-          <w:lang w:val="pl-PL"/>
-        </w:rPr>
-        <w:t xml:space="preserve">o </w:t>
-      </w:r>
+          <w:u w:val="single"/>
+          <w:lang w:val="pl-PL"/>
+        </w:rPr>
+        <w:t>narracje</w:t>
+      </w:r>
+    </w:p>
+    <w:p>
+      <w:pPr>
+        <w:pStyle w:val="normal1"/>
+        <w:jc w:val="center"/>
+        <w:rPr>
+          <w:rFonts w:ascii="Ubuntu" w:hAnsi="Ubuntu"/>
+          <w:sz w:val="48"/>
+          <w:szCs w:val="48"/>
+          <w:lang w:val="pl-PL"/>
+        </w:rPr>
+      </w:pPr>
+      <w:r>
+        <w:rPr>
+          <w:rFonts w:ascii="Ubuntu" w:hAnsi="Ubuntu"/>
+          <w:b w:val="false"/>
+          <w:bCs w:val="false"/>
+          <w:sz w:val="48"/>
+          <w:szCs w:val="48"/>
+          <w:lang w:val="pl-PL"/>
+        </w:rPr>
+        <w:t>o świecie i doświadczeniach człowieka</w:t>
+      </w:r>
+    </w:p>
+    <w:p>
+      <w:pPr>
+        <w:pStyle w:val="normal1"/>
+        <w:jc w:val="center"/>
+        <w:rPr>
+          <w:rFonts w:ascii="Ubuntu" w:hAnsi="Ubuntu"/>
+          <w:sz w:val="48"/>
+          <w:szCs w:val="48"/>
+          <w:lang w:val="pl-PL"/>
+        </w:rPr>
+      </w:pPr>
+      <w:r>
+        <w:rPr>
+          <w:rFonts w:ascii="Ubuntu" w:hAnsi="Ubuntu"/>
+          <w:sz w:val="48"/>
+          <w:szCs w:val="48"/>
+          <w:lang w:val="pl-PL"/>
+        </w:rPr>
+      </w:r>
+    </w:p>
+    <w:p>
+      <w:pPr>
+        <w:pStyle w:val="normal1"/>
+        <w:jc w:val="center"/>
+        <w:rPr>
+          <w:rFonts w:ascii="Ubuntu" w:hAnsi="Ubuntu"/>
+          <w:sz w:val="48"/>
+          <w:szCs w:val="48"/>
+          <w:lang w:val="pl-PL"/>
+        </w:rPr>
+      </w:pPr>
       <w:r>
         <w:rPr>
           <w:rFonts w:ascii="Ubuntu" w:hAnsi="Ubuntu"/>
@@ -137,47 +185,7 @@
           <w:szCs w:val="48"/>
           <w:lang w:val="pl-PL"/>
         </w:rPr>
-        <w:t>sensie</w:t>
-      </w:r>
-      <w:r>
-        <w:rPr>
-          <w:rFonts w:ascii="Ubuntu" w:hAnsi="Ubuntu"/>
-          <w:sz w:val="48"/>
-          <w:szCs w:val="48"/>
-          <w:lang w:val="pl-PL"/>
-        </w:rPr>
-        <w:t xml:space="preserve">, swojej </w:t>
-      </w:r>
-      <w:r>
-        <w:rPr>
-          <w:rFonts w:ascii="Ubuntu" w:hAnsi="Ubuntu"/>
-          <w:b/>
-          <w:bCs/>
-          <w:sz w:val="48"/>
-          <w:szCs w:val="48"/>
-          <w:lang w:val="pl-PL"/>
-        </w:rPr>
-        <w:t>roli</w:t>
-      </w:r>
-      <w:r>
-        <w:rPr>
-          <w:rFonts w:ascii="Ubuntu" w:hAnsi="Ubuntu"/>
-          <w:sz w:val="48"/>
-          <w:szCs w:val="48"/>
-          <w:lang w:val="pl-PL"/>
-        </w:rPr>
-        <w:t xml:space="preserve"> i </w:t>
-      </w:r>
-      <w:r>
-        <w:rPr>
-          <w:rFonts w:ascii="Ubuntu" w:hAnsi="Ubuntu"/>
-          <w:b/>
-          <w:bCs/>
-          <w:sz w:val="48"/>
-          <w:szCs w:val="48"/>
-          <w:lang w:val="pl-PL"/>
-        </w:rPr>
-        <w:t>tożsamości</w:t>
+        <w:t>Forma</w:t>
       </w:r>
       <w:r>
         <w:rPr>
@@ -188,111 +196,7 @@
           <w:szCs w:val="48"/>
           <w:lang w:val="pl-PL"/>
         </w:rPr>
-        <w:t>.</w:t>
-      </w:r>
-    </w:p>
-    <w:p>
-      <w:pPr>
-        <w:pStyle w:val="normal1"/>
-        <w:jc w:val="center"/>
-        <w:rPr>
-          <w:rFonts w:ascii="Ubuntu" w:hAnsi="Ubuntu"/>
-          <w:sz w:val="48"/>
-          <w:szCs w:val="48"/>
-          <w:lang w:val="pl-PL"/>
-        </w:rPr>
-      </w:pPr>
-      <w:r>
-        <w:rPr/>
-      </w:r>
-    </w:p>
-    <w:p>
-      <w:pPr>
-        <w:pStyle w:val="normal1"/>
-        <w:jc w:val="center"/>
-        <w:rPr>
-          <w:rFonts w:ascii="Ubuntu" w:hAnsi="Ubuntu"/>
-          <w:sz w:val="48"/>
-          <w:szCs w:val="48"/>
-          <w:lang w:val="pl-PL"/>
-        </w:rPr>
-      </w:pPr>
-      <w:r>
-        <w:rPr>
-          <w:rFonts w:ascii="Ubuntu" w:hAnsi="Ubuntu"/>
-          <w:b w:val="false"/>
-          <w:bCs w:val="false"/>
-          <w:sz w:val="48"/>
-          <w:szCs w:val="48"/>
-          <w:lang w:val="pl-PL"/>
-        </w:rPr>
-        <w:t xml:space="preserve">Opowieść tak </w:t>
-      </w:r>
-      <w:r>
-        <w:rPr>
-          <w:rFonts w:ascii="Ubuntu" w:hAnsi="Ubuntu"/>
-          <w:b/>
-          <w:bCs/>
-          <w:sz w:val="48"/>
-          <w:szCs w:val="48"/>
-          <w:lang w:val="pl-PL"/>
-        </w:rPr>
-        <w:t>głęboka</w:t>
-      </w:r>
-      <w:r>
-        <w:rPr>
-          <w:rFonts w:ascii="Ubuntu" w:hAnsi="Ubuntu"/>
-          <w:b w:val="false"/>
-          <w:bCs w:val="false"/>
-          <w:sz w:val="48"/>
-          <w:szCs w:val="48"/>
-          <w:lang w:val="pl-PL"/>
-        </w:rPr>
-        <w:t xml:space="preserve"> i </w:t>
-      </w:r>
-      <w:r>
-        <w:rPr>
-          <w:rFonts w:ascii="Ubuntu" w:hAnsi="Ubuntu"/>
-          <w:b/>
-          <w:bCs/>
-          <w:sz w:val="48"/>
-          <w:szCs w:val="48"/>
-          <w:lang w:val="pl-PL"/>
-        </w:rPr>
-        <w:t>fundamentalna</w:t>
-      </w:r>
-      <w:r>
-        <w:rPr>
-          <w:rFonts w:ascii="Ubuntu" w:hAnsi="Ubuntu"/>
-          <w:b w:val="false"/>
-          <w:bCs w:val="false"/>
-          <w:sz w:val="48"/>
-          <w:szCs w:val="48"/>
-          <w:lang w:val="pl-PL"/>
-        </w:rPr>
-        <w:t xml:space="preserve">, że staje się </w:t>
-      </w:r>
-      <w:r>
-        <w:rPr>
-          <w:rFonts w:ascii="Ubuntu" w:hAnsi="Ubuntu"/>
-          <w:b/>
-          <w:bCs/>
-          <w:sz w:val="48"/>
-          <w:szCs w:val="48"/>
-          <w:lang w:val="pl-PL"/>
-        </w:rPr>
-        <w:t>aksjomatyczna</w:t>
-      </w:r>
-      <w:r>
-        <w:rPr>
-          <w:rFonts w:ascii="Ubuntu" w:hAnsi="Ubuntu"/>
-          <w:b w:val="false"/>
-          <w:bCs w:val="false"/>
-          <w:sz w:val="48"/>
-          <w:szCs w:val="48"/>
-          <w:lang w:val="pl-PL"/>
-        </w:rPr>
-        <w:t>.</w:t>
+        <w:t>, w jakiej człowiek naturalnie postrzega i internalizuje aksjomaty</w:t>
       </w:r>
     </w:p>
     <w:p>
@@ -349,7 +253,7 @@
           <wp:inline distT="0" distB="0" distL="0" distR="0">
             <wp:extent cx="2438400" cy="2438400"/>
             <wp:effectExtent l="0" t="0" r="0" b="0"/>
-            <wp:docPr id="1" name="image4.png" descr="" title=""/>
+            <wp:docPr id="1" name="image4.png"/>
             <wp:cNvGraphicFramePr>
               <a:graphicFrameLocks xmlns:a="http://schemas.openxmlformats.org/drawingml/2006/main" noChangeAspect="1"/>
             </wp:cNvGraphicFramePr>
@@ -357,7 +261,7 @@
               <a:graphicData uri="http://schemas.openxmlformats.org/drawingml/2006/picture">
                 <pic:pic xmlns:pic="http://schemas.openxmlformats.org/drawingml/2006/picture">
                   <pic:nvPicPr>
-                    <pic:cNvPr id="1" name="image4.png" descr="" title=""/>
+                    <pic:cNvPr id="1" name="image4.png"/>
                     <pic:cNvPicPr>
                       <a:picLocks noChangeAspect="1" noChangeArrowheads="1"/>
                     </pic:cNvPicPr>
@@ -399,7 +303,7 @@
           <wp:inline distT="0" distB="0" distL="0" distR="0">
             <wp:extent cx="1801495" cy="1801495"/>
             <wp:effectExtent l="0" t="0" r="0" b="0"/>
-            <wp:docPr id="2" name="image4.png Copy 1" descr="" title=""/>
+            <wp:docPr id="2" name="image4.png Copy 1"/>
             <wp:cNvGraphicFramePr>
               <a:graphicFrameLocks xmlns:a="http://schemas.openxmlformats.org/drawingml/2006/main" noChangeAspect="1"/>
             </wp:cNvGraphicFramePr>
@@ -407,7 +311,7 @@
               <a:graphicData uri="http://schemas.openxmlformats.org/drawingml/2006/picture">
                 <pic:pic xmlns:pic="http://schemas.openxmlformats.org/drawingml/2006/picture">
                   <pic:nvPicPr>
-                    <pic:cNvPr id="2" name="image4.png Copy 1" descr="" title=""/>
+                    <pic:cNvPr id="2" name="image4.png Copy 1"/>
                     <pic:cNvPicPr>
                       <a:picLocks noChangeAspect="1" noChangeArrowheads="1"/>
                     </pic:cNvPicPr>
@@ -440,7 +344,7 @@
           <wp:inline distT="0" distB="0" distL="0" distR="0">
             <wp:extent cx="1207770" cy="1207770"/>
             <wp:effectExtent l="0" t="0" r="0" b="0"/>
-            <wp:docPr id="3" name="image4.png Copy 1 Copy 1" descr="" title=""/>
+            <wp:docPr id="3" name="image4.png Copy 1 Copy 1"/>
             <wp:cNvGraphicFramePr>
               <a:graphicFrameLocks xmlns:a="http://schemas.openxmlformats.org/drawingml/2006/main" noChangeAspect="1"/>
             </wp:cNvGraphicFramePr>
@@ -448,7 +352,7 @@
               <a:graphicData uri="http://schemas.openxmlformats.org/drawingml/2006/picture">
                 <pic:pic xmlns:pic="http://schemas.openxmlformats.org/drawingml/2006/picture">
                   <pic:nvPicPr>
-                    <pic:cNvPr id="3" name="image4.png Copy 1 Copy 1" descr="" title=""/>
+                    <pic:cNvPr id="3" name="image4.png Copy 1 Copy 1"/>
                     <pic:cNvPicPr>
                       <a:picLocks noChangeAspect="1" noChangeArrowheads="1"/>
                     </pic:cNvPicPr>
@@ -477,9 +381,10 @@
       </w:r>
     </w:p>
     <w:sectPr>
+      <w:footerReference w:type="default" r:id="rId5"/>
       <w:type w:val="nextPage"/>
       <w:pgSz w:w="11906" w:h="16838"/>
-      <w:pgMar w:left="1134" w:right="1134" w:gutter="0" w:header="0" w:top="1134" w:footer="0" w:bottom="1134"/>
+      <w:pgMar w:left="1134" w:right="1134" w:gutter="0" w:header="0" w:top="1134" w:footer="1134" w:bottom="1693"/>
       <w:pgNumType w:fmt="decimal"/>
       <w:formProt w:val="false"/>
       <w:textDirection w:val="lrTb"/>
@@ -487,6 +392,56 @@
     </w:sectPr>
   </w:body>
 </w:document>
+</file>
+
+<file path=word/footer1.xml><?xml version="1.0" encoding="utf-8"?>
+<w:ftr xmlns:o="urn:schemas-microsoft-com:office:office" xmlns:r="http://schemas.openxmlformats.org/officeDocument/2006/relationships" xmlns:v="urn:schemas-microsoft-com:vml" xmlns:w="http://schemas.openxmlformats.org/wordprocessingml/2006/main" xmlns:w10="urn:schemas-microsoft-com:office:word" xmlns:wp="http://schemas.openxmlformats.org/drawingml/2006/wordprocessingDrawing" xmlns:pic="http://schemas.openxmlformats.org/drawingml/2006/picture" xmlns:wps="http://schemas.microsoft.com/office/word/2010/wordprocessingShape" xmlns:wpg="http://schemas.microsoft.com/office/word/2010/wordprocessingGroup" xmlns:mc="http://schemas.openxmlformats.org/markup-compatibility/2006" xmlns:wp14="http://schemas.microsoft.com/office/word/2010/wordprocessingDrawing" xmlns:w14="http://schemas.microsoft.com/office/word/2010/wordml" xmlns:w15="http://schemas.microsoft.com/office/word/2012/wordml" mc:Ignorable="w14 wp14 w15">
+  <w:p>
+    <w:pPr>
+      <w:pStyle w:val="Footer"/>
+      <w:jc w:val="center"/>
+      <w:rPr>
+        <w:rFonts w:ascii="Ubuntu" w:hAnsi="Ubuntu"/>
+        <w:color w:val="B2B2B2"/>
+        <w:lang w:val="pl-PL" w:eastAsia="zh-CN" w:bidi="hi-IN"/>
+      </w:rPr>
+    </w:pPr>
+    <w:r>
+      <w:rPr>
+        <w:rFonts w:ascii="Ubuntu" w:hAnsi="Ubuntu"/>
+        <w:color w:val="B2B2B2"/>
+        <w:lang w:val="pl-PL" w:eastAsia="zh-CN" w:bidi="hi-IN"/>
+      </w:rPr>
+      <w:t xml:space="preserve">Pojęcie “meta-narracji” – </w:t>
+    </w:r>
+    <w:r>
+      <w:rPr>
+        <w:rFonts w:ascii="Ubuntu" w:hAnsi="Ubuntu"/>
+        <w:b/>
+        <w:bCs/>
+        <w:color w:val="B2B2B2"/>
+        <w:lang w:val="pl-PL" w:eastAsia="zh-CN" w:bidi="hi-IN"/>
+      </w:rPr>
+      <w:t>Jean-François Lyotard</w:t>
+    </w:r>
+    <w:r>
+      <w:rPr>
+        <w:rFonts w:ascii="Ubuntu" w:hAnsi="Ubuntu"/>
+        <w:color w:val="B2B2B2"/>
+        <w:lang w:val="pl-PL" w:eastAsia="zh-CN" w:bidi="hi-IN"/>
+      </w:rPr>
+      <w:t xml:space="preserve">, </w:t>
+    </w:r>
+    <w:r>
+      <w:rPr>
+        <w:rFonts w:ascii="Ubuntu" w:hAnsi="Ubuntu"/>
+        <w:color w:val="B2B2B2"/>
+        <w:lang w:val="pl-PL" w:eastAsia="zh-CN" w:bidi="hi-IN"/>
+      </w:rPr>
+      <w:t>“Kondycja ponowoczesna” (1979)</w:t>
+    </w:r>
+  </w:p>
+</w:ftr>
 </file>
 
 <file path=word/styles.xml><?xml version="1.0" encoding="utf-8"?>
@@ -620,6 +575,36 @@
       <w:lang w:val="en-US" w:eastAsia="zh-CN" w:bidi="hi-IN"/>
     </w:rPr>
   </w:style>
+  <w:style w:type="paragraph" w:styleId="HeaderandFooter">
+    <w:name w:val="Header and Footer"/>
+    <w:basedOn w:val="Normal"/>
+    <w:qFormat/>
+    <w:pPr>
+      <w:suppressLineNumbers/>
+      <w:tabs>
+        <w:tab w:val="clear" w:pos="709"/>
+        <w:tab w:val="center" w:pos="4819" w:leader="none"/>
+        <w:tab w:val="right" w:pos="9638" w:leader="none"/>
+      </w:tabs>
+    </w:pPr>
+    <w:rPr/>
+  </w:style>
+  <w:style w:type="paragraph" w:styleId="Header">
+    <w:name w:val="header"/>
+    <w:basedOn w:val="HeaderandFooter"/>
+    <w:pPr>
+      <w:suppressLineNumbers/>
+    </w:pPr>
+    <w:rPr/>
+  </w:style>
+  <w:style w:type="paragraph" w:styleId="Footer">
+    <w:name w:val="footer"/>
+    <w:basedOn w:val="HeaderandFooter"/>
+    <w:pPr>
+      <w:suppressLineNumbers/>
+    </w:pPr>
+    <w:rPr/>
+  </w:style>
 </w:styles>
 </file>
 
@@ -631,37 +616,37 @@
         <a:srgbClr val="000000"/>
       </a:dk1>
       <a:lt1>
-        <a:srgbClr val="ffffff"/>
+        <a:srgbClr val="FFFFFF"/>
       </a:lt1>
       <a:dk2>
         <a:srgbClr val="000000"/>
       </a:dk2>
       <a:lt2>
-        <a:srgbClr val="ffffff"/>
+        <a:srgbClr val="FFFFFF"/>
       </a:lt2>
       <a:accent1>
-        <a:srgbClr val="18a303"/>
+        <a:srgbClr val="18A303"/>
       </a:accent1>
       <a:accent2>
-        <a:srgbClr val="0369a3"/>
+        <a:srgbClr val="0369A3"/>
       </a:accent2>
       <a:accent3>
-        <a:srgbClr val="a33e03"/>
+        <a:srgbClr val="A33E03"/>
       </a:accent3>
       <a:accent4>
-        <a:srgbClr val="8e03a3"/>
+        <a:srgbClr val="8E03A3"/>
       </a:accent4>
       <a:accent5>
-        <a:srgbClr val="c99c00"/>
+        <a:srgbClr val="C99C00"/>
       </a:accent5>
       <a:accent6>
-        <a:srgbClr val="c9211e"/>
+        <a:srgbClr val="C9211E"/>
       </a:accent6>
       <a:hlink>
-        <a:srgbClr val="0000ee"/>
+        <a:srgbClr val="0000EE"/>
       </a:hlink>
       <a:folHlink>
-        <a:srgbClr val="551a8b"/>
+        <a:srgbClr val="551A8B"/>
       </a:folHlink>
     </a:clrScheme>
     <a:fontScheme name="Office">
